--- a/3.Linux/10.Installing Software/Linux Lab 10 Installing Software--Ubuntu.docx
+++ b/3.Linux/10.Installing Software/Linux Lab 10 Installing Software--Ubuntu.docx
@@ -1,6 +1,6 @@
 
 <file path=word/document.xml><?xml version="1.0" encoding="utf-8"?>
-<w:document xmlns:wpc="http://schemas.microsoft.com/office/word/2010/wordprocessingCanvas" xmlns:cx="http://schemas.microsoft.com/office/drawing/2014/chartex" xmlns:cx1="http://schemas.microsoft.com/office/drawing/2015/9/8/chartex" xmlns:cx2="http://schemas.microsoft.com/office/drawing/2015/10/21/chartex" xmlns:cx3="http://schemas.microsoft.com/office/drawing/2016/5/9/chartex" xmlns:cx4="http://schemas.microsoft.com/office/drawing/2016/5/10/chartex" xmlns:cx5="http://schemas.microsoft.com/office/drawing/2016/5/11/chartex" xmlns:cx6="http://schemas.microsoft.com/office/drawing/2016/5/12/chartex" xmlns:cx7="http://schemas.microsoft.com/office/drawing/2016/5/13/chartex" xmlns:cx8="http://schemas.microsoft.com/office/drawing/2016/5/14/chartex" xmlns:mc="http://schemas.openxmlformats.org/markup-compatibility/2006" xmlns:aink="http://schemas.microsoft.com/office/drawing/2016/ink" xmlns:am3d="http://schemas.microsoft.com/office/drawing/2017/model3d" xmlns:o="urn:schemas-microsoft-com:office:office" xmlns:oel="http://schemas.microsoft.com/office/2019/extlst" xmlns:r="http://schemas.openxmlformats.org/officeDocument/2006/relationships" xmlns:m="http://schemas.openxmlformats.org/officeDocument/2006/math" xmlns:v="urn:schemas-microsoft-com:vml" xmlns:wp14="http://schemas.microsoft.com/office/word/2010/wordprocessingDrawing" xmlns:wp="http://schemas.openxmlformats.org/drawingml/2006/wordprocessingDrawing" xmlns:w10="urn:schemas-microsoft-com:office:word" xmlns:w="http://schemas.openxmlformats.org/wordprocessingml/2006/main" xmlns:w14="http://schemas.microsoft.com/office/word/2010/wordml" xmlns:w15="http://schemas.microsoft.com/office/word/2012/wordml" xmlns:w16cex="http://schemas.microsoft.com/office/word/2018/wordml/cex" xmlns:w16cid="http://schemas.microsoft.com/office/word/2016/wordml/cid" xmlns:w16="http://schemas.microsoft.com/office/word/2018/wordml" xmlns:w16sdtdh="http://schemas.microsoft.com/office/word/2020/wordml/sdtdatahash" xmlns:w16se="http://schemas.microsoft.com/office/word/2015/wordml/symex" xmlns:wpg="http://schemas.microsoft.com/office/word/2010/wordprocessingGroup" xmlns:wpi="http://schemas.microsoft.com/office/word/2010/wordprocessingInk" xmlns:wne="http://schemas.microsoft.com/office/word/2006/wordml" xmlns:wps="http://schemas.microsoft.com/office/word/2010/wordprocessingShape" mc:Ignorable="w14 w15 w16se w16cid w16 w16cex w16sdtdh wp14">
+<w:document xmlns:wpc="http://schemas.microsoft.com/office/word/2010/wordprocessingCanvas" xmlns:cx="http://schemas.microsoft.com/office/drawing/2014/chartex" xmlns:cx1="http://schemas.microsoft.com/office/drawing/2015/9/8/chartex" xmlns:cx2="http://schemas.microsoft.com/office/drawing/2015/10/21/chartex" xmlns:cx3="http://schemas.microsoft.com/office/drawing/2016/5/9/chartex" xmlns:cx4="http://schemas.microsoft.com/office/drawing/2016/5/10/chartex" xmlns:cx5="http://schemas.microsoft.com/office/drawing/2016/5/11/chartex" xmlns:cx6="http://schemas.microsoft.com/office/drawing/2016/5/12/chartex" xmlns:cx7="http://schemas.microsoft.com/office/drawing/2016/5/13/chartex" xmlns:cx8="http://schemas.microsoft.com/office/drawing/2016/5/14/chartex" xmlns:mc="http://schemas.openxmlformats.org/markup-compatibility/2006" xmlns:aink="http://schemas.microsoft.com/office/drawing/2016/ink" xmlns:am3d="http://schemas.microsoft.com/office/drawing/2017/model3d" xmlns:o="urn:schemas-microsoft-com:office:office" xmlns:oel="http://schemas.microsoft.com/office/2019/extlst" xmlns:r="http://schemas.openxmlformats.org/officeDocument/2006/relationships" xmlns:m="http://schemas.openxmlformats.org/officeDocument/2006/math" xmlns:v="urn:schemas-microsoft-com:vml" xmlns:wp14="http://schemas.microsoft.com/office/word/2010/wordprocessingDrawing" xmlns:wp="http://schemas.openxmlformats.org/drawingml/2006/wordprocessingDrawing" xmlns:w10="urn:schemas-microsoft-com:office:word" xmlns:w="http://schemas.openxmlformats.org/wordprocessingml/2006/main" xmlns:w14="http://schemas.microsoft.com/office/word/2010/wordml" xmlns:w15="http://schemas.microsoft.com/office/word/2012/wordml" xmlns:w16cex="http://schemas.microsoft.com/office/word/2018/wordml/cex" xmlns:w16cid="http://schemas.microsoft.com/office/word/2016/wordml/cid" xmlns:w16="http://schemas.microsoft.com/office/word/2018/wordml" xmlns:w16du="http://schemas.microsoft.com/office/word/2023/wordml/word16du" xmlns:w16sdtdh="http://schemas.microsoft.com/office/word/2020/wordml/sdtdatahash" xmlns:w16se="http://schemas.microsoft.com/office/word/2015/wordml/symex" xmlns:wpg="http://schemas.microsoft.com/office/word/2010/wordprocessingGroup" xmlns:wpi="http://schemas.microsoft.com/office/word/2010/wordprocessingInk" xmlns:wne="http://schemas.microsoft.com/office/word/2006/wordml" xmlns:wps="http://schemas.microsoft.com/office/word/2010/wordprocessingShape" mc:Ignorable="w14 w15 w16se w16cid w16 w16cex w16sdtdh w16du wp14">
   <w:body>
     <w:p>
       <w:pPr>
@@ -155,15 +155,13 @@
         <w:t>s</w:t>
       </w:r>
       <w:r>
-        <w:t xml:space="preserve">.  Then we will remove nmap, and install it from source code to practice using </w:t>
-      </w:r>
-      <w:proofErr w:type="gramStart"/>
-      <w:r>
-        <w:t>“./</w:t>
-      </w:r>
-      <w:proofErr w:type="gramEnd"/>
-      <w:r>
-        <w:t>configure, make, and make install” to compile and install software.</w:t>
+        <w:t xml:space="preserve">.  Then we will remove </w:t>
+      </w:r>
+      <w:r>
+        <w:t>nmap and</w:t>
+      </w:r>
+      <w:r>
+        <w:t xml:space="preserve"> install it from source code to practice using “./configure, make, and make install” to compile and install software.</w:t>
       </w:r>
     </w:p>
     <w:p>
@@ -223,15 +221,7 @@
         <w:t>Is nmap in our repository?</w:t>
       </w:r>
       <w:r>
-        <w:t xml:space="preserve">  Sometimes the name is slightly different from what we think it is, or </w:t>
-      </w:r>
-      <w:proofErr w:type="gramStart"/>
-      <w:r>
-        <w:t>the</w:t>
-      </w:r>
-      <w:proofErr w:type="gramEnd"/>
-      <w:r>
-        <w:t xml:space="preserve"> application is not in the repository.  Page 152 </w:t>
+        <w:t xml:space="preserve">  Sometimes the name is slightly different from what we think it is, or the application is not in the repository.  Page 152 </w:t>
       </w:r>
       <w:r>
         <w:t xml:space="preserve">of </w:t>
@@ -293,16 +283,8 @@
           <w:rFonts w:ascii="Courier New" w:hAnsi="Courier New" w:cs="Courier New"/>
         </w:rPr>
         <w:br/>
-        <w:t xml:space="preserve">apt search </w:t>
-      </w:r>
-      <w:proofErr w:type="gramStart"/>
-      <w:r>
-        <w:rPr>
-          <w:rFonts w:ascii="Courier New" w:hAnsi="Courier New" w:cs="Courier New"/>
-        </w:rPr>
-        <w:t>nmap</w:t>
-      </w:r>
-      <w:proofErr w:type="gramEnd"/>
+        <w:t>apt search nmap</w:t>
+      </w:r>
     </w:p>
     <w:p>
       <w:r>
@@ -414,16 +396,8 @@
         <w:rPr>
           <w:rFonts w:ascii="Courier New" w:hAnsi="Courier New" w:cs="Courier New"/>
         </w:rPr>
-        <w:t xml:space="preserve"> list --installed </w:t>
-      </w:r>
-      <w:proofErr w:type="gramStart"/>
-      <w:r>
-        <w:rPr>
-          <w:rFonts w:ascii="Courier New" w:hAnsi="Courier New" w:cs="Courier New"/>
-        </w:rPr>
-        <w:t>nmap</w:t>
-      </w:r>
-      <w:proofErr w:type="gramEnd"/>
+        <w:t xml:space="preserve"> list --installed nmap</w:t>
+      </w:r>
     </w:p>
     <w:p>
       <w:r>
@@ -507,18 +481,13 @@
         <w:t>The</w:t>
       </w:r>
       <w:r>
-        <w:t xml:space="preserve">y don’t provide Debian Package Files </w:t>
-      </w:r>
-      <w:proofErr w:type="gramStart"/>
-      <w:r>
-        <w:t>(.</w:t>
+        <w:t>y don’t provide Debian Package Files (.</w:t>
       </w:r>
       <w:proofErr w:type="spellStart"/>
       <w:r>
         <w:t>debian</w:t>
       </w:r>
       <w:proofErr w:type="spellEnd"/>
-      <w:proofErr w:type="gramEnd"/>
       <w:r>
         <w:t>)</w:t>
       </w:r>
@@ -642,10 +611,46 @@
         </w:rPr>
         <w:t>4) Remove nmap</w:t>
       </w:r>
-    </w:p>
-    <w:p>
-      <w:r>
-        <w:t xml:space="preserve">Note:  Installing nmap from source code in Ubuntu 18 is messy at the time this is written.  If you like, you can skip removing nmap and reinstalling it from source code.  If so, </w:t>
+      <w:r>
+        <w:rPr>
+          <w:rStyle w:val="Heading1Char"/>
+        </w:rPr>
+        <w:t xml:space="preserve"> </w:t>
+      </w:r>
+      <w:r>
+        <w:rPr>
+          <w:rStyle w:val="Heading1Char"/>
+          <w:sz w:val="28"/>
+          <w:szCs w:val="28"/>
+        </w:rPr>
+        <w:t>(</w:t>
+      </w:r>
+      <w:r>
+        <w:rPr>
+          <w:rStyle w:val="Heading1Char"/>
+          <w:sz w:val="28"/>
+          <w:szCs w:val="28"/>
+        </w:rPr>
+        <w:t>O</w:t>
+      </w:r>
+      <w:r>
+        <w:rPr>
+          <w:rStyle w:val="Heading1Char"/>
+          <w:sz w:val="28"/>
+          <w:szCs w:val="28"/>
+        </w:rPr>
+        <w:t>ptional)</w:t>
+      </w:r>
+    </w:p>
+    <w:p>
+      <w:r>
+        <w:t xml:space="preserve">Note:  Installing nmap from source code in Ubuntu </w:t>
+      </w:r>
+      <w:r>
+        <w:t>22</w:t>
+      </w:r>
+      <w:r>
+        <w:t xml:space="preserve"> is messy at the time this is written.  If you like, you can skip removing nmap and reinstalling it from source code.  If so, </w:t>
       </w:r>
       <w:r>
         <w:t xml:space="preserve">read the paragraph about </w:t>
@@ -728,6 +733,14 @@
     </w:p>
     <w:p>
       <w:pPr>
+        <w:pStyle w:val="Heading2"/>
+      </w:pPr>
+      <w:r>
+        <w:t>Install Dependencies</w:t>
+      </w:r>
+    </w:p>
+    <w:p>
+      <w:pPr>
         <w:rPr>
           <w:rFonts w:ascii="Courier New" w:hAnsi="Courier New" w:cs="Courier New"/>
         </w:rPr>
@@ -739,22 +752,209 @@
         <w:t xml:space="preserve">  (You may find that it is already installed.)</w:t>
       </w:r>
       <w:r>
-        <w:br/>
-      </w:r>
-      <w:r>
-        <w:rPr>
-          <w:rFonts w:ascii="Courier New" w:hAnsi="Courier New" w:cs="Courier New"/>
-        </w:rPr>
-        <w:t>sudo apt install build-</w:t>
-      </w:r>
-      <w:proofErr w:type="gramStart"/>
-      <w:r>
-        <w:rPr>
-          <w:rFonts w:ascii="Courier New" w:hAnsi="Courier New" w:cs="Courier New"/>
-        </w:rPr>
-        <w:t>essential</w:t>
-      </w:r>
-      <w:proofErr w:type="gramEnd"/>
+        <w:t xml:space="preserve">  Whenever you install new software be sure to run </w:t>
+      </w:r>
+      <w:r>
+        <w:rPr>
+          <w:rFonts w:ascii="Courier New" w:hAnsi="Courier New" w:cs="Courier New"/>
+        </w:rPr>
+        <w:t>apt update</w:t>
+      </w:r>
+      <w:r>
+        <w:t xml:space="preserve"> first so that your apt database has the correct file download locations.</w:t>
+      </w:r>
+      <w:r>
+        <w:br/>
+      </w:r>
+      <w:r>
+        <w:rPr>
+          <w:rFonts w:ascii="Courier New" w:hAnsi="Courier New" w:cs="Courier New"/>
+        </w:rPr>
+        <w:t>sudo apt update</w:t>
+      </w:r>
+      <w:r>
+        <w:rPr>
+          <w:rFonts w:ascii="Courier New" w:hAnsi="Courier New" w:cs="Courier New"/>
+        </w:rPr>
+        <w:br/>
+      </w:r>
+      <w:r>
+        <w:rPr>
+          <w:rFonts w:ascii="Courier New" w:hAnsi="Courier New" w:cs="Courier New"/>
+        </w:rPr>
+        <w:t>sudo apt install build-essential</w:t>
+      </w:r>
+    </w:p>
+    <w:p>
+      <w:pPr>
+        <w:spacing w:after="0"/>
+        <w:rPr>
+          <w:rFonts w:ascii="Courier New" w:hAnsi="Courier New" w:cs="Courier New"/>
+        </w:rPr>
+      </w:pPr>
+      <w:r>
+        <w:t>Many sour</w:t>
+      </w:r>
+      <w:r>
+        <w:t>ce code installations depend on other software or libraries (dependencies) to be installed first.  Generally, I try to install the software and then use the error messages and a search engine to find the missing dependencies.  It can be a frustrating and time-consuming process.  Install these dependencies.</w:t>
+      </w:r>
+      <w:r>
+        <w:br/>
+      </w:r>
+      <w:r>
+        <w:rPr>
+          <w:rFonts w:ascii="Courier New" w:hAnsi="Courier New" w:cs="Courier New"/>
+        </w:rPr>
+        <w:t>sudo apt install libpcre2-dev</w:t>
+      </w:r>
+    </w:p>
+    <w:p>
+      <w:pPr>
+        <w:spacing w:after="0"/>
+        <w:rPr>
+          <w:rFonts w:ascii="Courier New" w:hAnsi="Courier New" w:cs="Courier New"/>
+        </w:rPr>
+      </w:pPr>
+      <w:r>
+        <w:rPr>
+          <w:rFonts w:ascii="Courier New" w:hAnsi="Courier New" w:cs="Courier New"/>
+        </w:rPr>
+        <w:t xml:space="preserve">sudo apt install </w:t>
+      </w:r>
+      <w:proofErr w:type="spellStart"/>
+      <w:r>
+        <w:rPr>
+          <w:rFonts w:ascii="Courier New" w:hAnsi="Courier New" w:cs="Courier New"/>
+        </w:rPr>
+        <w:t>libssl</w:t>
+      </w:r>
+      <w:proofErr w:type="spellEnd"/>
+      <w:r>
+        <w:rPr>
+          <w:rFonts w:ascii="Courier New" w:hAnsi="Courier New" w:cs="Courier New"/>
+        </w:rPr>
+        <w:t>-dev</w:t>
+      </w:r>
+    </w:p>
+    <w:p>
+      <w:pPr>
+        <w:spacing w:after="0"/>
+        <w:rPr>
+          <w:rFonts w:ascii="Courier New" w:hAnsi="Courier New" w:cs="Courier New"/>
+        </w:rPr>
+      </w:pPr>
+      <w:r>
+        <w:rPr>
+          <w:rFonts w:ascii="Courier New" w:hAnsi="Courier New" w:cs="Courier New"/>
+        </w:rPr>
+        <w:t>sudo apt install python3-build</w:t>
+      </w:r>
+    </w:p>
+    <w:p>
+      <w:pPr>
+        <w:spacing w:after="0"/>
+        <w:rPr>
+          <w:rFonts w:ascii="Courier New" w:hAnsi="Courier New" w:cs="Courier New"/>
+        </w:rPr>
+      </w:pPr>
+      <w:r>
+        <w:rPr>
+          <w:rFonts w:ascii="Courier New" w:hAnsi="Courier New" w:cs="Courier New"/>
+        </w:rPr>
+        <w:t>sudo apt install python3-setuptools</w:t>
+      </w:r>
+    </w:p>
+    <w:p>
+      <w:pPr>
+        <w:rPr>
+          <w:rFonts w:ascii="Courier New" w:hAnsi="Courier New" w:cs="Courier New"/>
+        </w:rPr>
+      </w:pPr>
+      <w:r>
+        <w:rPr>
+          <w:rFonts w:ascii="Courier New" w:hAnsi="Courier New" w:cs="Courier New"/>
+        </w:rPr>
+        <w:t>sudo apt install python3.12-venv</w:t>
+      </w:r>
+    </w:p>
+    <w:p>
+      <w:r>
+        <w:lastRenderedPageBreak/>
+        <w:t xml:space="preserve">Note the </w:t>
+      </w:r>
+      <w:r>
+        <w:rPr>
+          <w:rFonts w:ascii="Courier New" w:hAnsi="Courier New" w:cs="Courier New"/>
+        </w:rPr>
+        <w:t>-dev</w:t>
+      </w:r>
+      <w:r>
+        <w:t xml:space="preserve"> libraries above.  Ubuntu already has the </w:t>
+      </w:r>
+      <w:r>
+        <w:rPr>
+          <w:rFonts w:ascii="Courier New" w:hAnsi="Courier New" w:cs="Courier New"/>
+        </w:rPr>
+        <w:t>libpcre2</w:t>
+      </w:r>
+      <w:r>
+        <w:t xml:space="preserve"> and </w:t>
+      </w:r>
+      <w:proofErr w:type="spellStart"/>
+      <w:r>
+        <w:rPr>
+          <w:rFonts w:ascii="Courier New" w:hAnsi="Courier New" w:cs="Courier New"/>
+        </w:rPr>
+        <w:t>libssl</w:t>
+      </w:r>
+      <w:proofErr w:type="spellEnd"/>
+      <w:r>
+        <w:rPr>
+          <w:rFonts w:ascii="Courier New" w:hAnsi="Courier New" w:cs="Courier New"/>
+        </w:rPr>
+        <w:t xml:space="preserve"> </w:t>
+      </w:r>
+      <w:r>
+        <w:t xml:space="preserve">libraries installed, but the </w:t>
+      </w:r>
+      <w:r>
+        <w:rPr>
+          <w:rFonts w:ascii="Courier New" w:hAnsi="Courier New" w:cs="Courier New"/>
+        </w:rPr>
+        <w:t>nmap</w:t>
+      </w:r>
+      <w:r>
+        <w:t xml:space="preserve"> installer will say they are missing.  This is because the installer needs additional information about those libraries to compile software that references them.  The additional information is contained in -</w:t>
+      </w:r>
+      <w:r>
+        <w:rPr>
+          <w:rFonts w:ascii="Courier New" w:hAnsi="Courier New" w:cs="Courier New"/>
+        </w:rPr>
+        <w:t>dev</w:t>
+      </w:r>
+      <w:r>
+        <w:t xml:space="preserve"> files.  This is a common problem when installing from source code; the library may be present on the machine, but the installer needs the -</w:t>
+      </w:r>
+      <w:r>
+        <w:rPr>
+          <w:rFonts w:ascii="Courier New" w:hAnsi="Courier New" w:cs="Courier New"/>
+        </w:rPr>
+        <w:t>dev</w:t>
+      </w:r>
+      <w:r>
+        <w:t xml:space="preserve"> files.</w:t>
+      </w:r>
+    </w:p>
+    <w:p>
+      <w:pPr>
+        <w:pStyle w:val="Heading2"/>
+        <w:rPr>
+          <w:rFonts w:asciiTheme="minorHAnsi" w:hAnsiTheme="minorHAnsi" w:cstheme="minorBidi"/>
+        </w:rPr>
+      </w:pPr>
+      <w:r>
+        <w:t>Download and extract nmap</w:t>
+      </w:r>
     </w:p>
     <w:p>
       <w:r>
@@ -873,15 +1073,7 @@
         <w:t>using</w:t>
       </w:r>
       <w:r>
-        <w:t xml:space="preserve"> </w:t>
-      </w:r>
-      <w:proofErr w:type="gramStart"/>
-      <w:r>
-        <w:t>right-click</w:t>
-      </w:r>
-      <w:proofErr w:type="gramEnd"/>
-      <w:r>
-        <w:t xml:space="preserve"> “copy link location” in the browser, and then pasting it.  As I write this, the link is </w:t>
+        <w:t xml:space="preserve"> right-click “copy link location” in the browser, and then pasting it.  As I write this, the link is </w:t>
       </w:r>
       <w:hyperlink r:id="rId12" w:history="1">
         <w:r>
@@ -901,6 +1093,11 @@
       </w:r>
     </w:p>
     <w:p>
+      <w:pPr>
+        <w:rPr>
+          <w:rFonts w:ascii="Courier New" w:hAnsi="Courier New" w:cs="Courier New"/>
+        </w:rPr>
+      </w:pPr>
       <w:r>
         <w:t>Extract the nmap files using the tar program.  You'll nee</w:t>
       </w:r>
@@ -953,11 +1150,7 @@
         <w:t>, depending on which one you downloaded)</w:t>
       </w:r>
       <w:r>
-        <w:t xml:space="preserve"> the files.  </w:t>
-      </w:r>
-      <w:r>
-        <w:lastRenderedPageBreak/>
-        <w:t>I</w:t>
+        <w:t xml:space="preserve"> the files.  I</w:t>
       </w:r>
       <w:r>
         <w:t xml:space="preserve">t's nice to use the verbose option </w:t>
@@ -1024,6 +1217,18 @@
       <w:r>
         <w:t>.</w:t>
       </w:r>
+      <w:r>
+        <w:t xml:space="preserve">  You may need to install bzip2 to extract the bzip2 file.</w:t>
+      </w:r>
+      <w:r>
+        <w:br/>
+      </w:r>
+      <w:r>
+        <w:rPr>
+          <w:rFonts w:ascii="Courier New" w:hAnsi="Courier New" w:cs="Courier New"/>
+        </w:rPr>
+        <w:t>sudo apt install bzip2</w:t>
+      </w:r>
     </w:p>
     <w:p>
       <w:r>
@@ -1058,7 +1263,6 @@
         </w:rPr>
         <w:t>version</w:t>
       </w:r>
-      <w:proofErr w:type="gramStart"/>
       <w:r>
         <w:rPr>
           <w:rFonts w:ascii="Courier New" w:hAnsi="Courier New" w:cs="Courier New"/>
@@ -1071,7 +1275,6 @@
         </w:rPr>
         <w:t>.tar.bz2</w:t>
       </w:r>
-      <w:proofErr w:type="gramEnd"/>
       <w:r>
         <w:t xml:space="preserve">  (bzip2 compressed)</w:t>
       </w:r>
@@ -1194,36 +1397,26 @@
           <w:sz w:val="20"/>
         </w:rPr>
         <w:br/>
-        <w:t>&lt;snip</w:t>
-      </w:r>
-      <w:proofErr w:type="gramStart"/>
-      <w:r>
+        <w:t>&lt;snip&gt;  lots of stuff omitted.</w:t>
+      </w:r>
+    </w:p>
+    <w:p>
+      <w:pPr>
+        <w:spacing w:after="0"/>
         <w:rPr>
           <w:rFonts w:ascii="Courier New" w:hAnsi="Courier New" w:cs="Courier New"/>
           <w:color w:val="0070C0"/>
           <w:sz w:val="20"/>
         </w:rPr>
-        <w:t>&gt;  lots</w:t>
-      </w:r>
-      <w:proofErr w:type="gramEnd"/>
-      <w:r>
-        <w:rPr>
-          <w:rFonts w:ascii="Courier New" w:hAnsi="Courier New" w:cs="Courier New"/>
-          <w:color w:val="0070C0"/>
-          <w:sz w:val="20"/>
-        </w:rPr>
-        <w:t xml:space="preserve"> of stuff omitted.</w:t>
-      </w:r>
-    </w:p>
-    <w:p>
-      <w:pPr>
-        <w:spacing w:after="0"/>
-        <w:rPr>
-          <w:rFonts w:ascii="Courier New" w:hAnsi="Courier New" w:cs="Courier New"/>
-          <w:color w:val="0070C0"/>
-          <w:sz w:val="20"/>
-        </w:rPr>
-      </w:pPr>
+      </w:pPr>
+    </w:p>
+    <w:p>
+      <w:pPr>
+        <w:pStyle w:val="Heading2"/>
+      </w:pPr>
+      <w:r>
+        <w:t>./configure</w:t>
+      </w:r>
     </w:p>
     <w:p>
       <w:r>
@@ -1248,7 +1441,11 @@
         <w:t>does the work of figuring out what distribution you have, where your compiler</w:t>
       </w:r>
       <w:r>
-        <w:t>s and libraries are, and</w:t>
+        <w:t xml:space="preserve">s </w:t>
+      </w:r>
+      <w:r>
+        <w:lastRenderedPageBreak/>
+        <w:t>and libraries are, and</w:t>
       </w:r>
       <w:r>
         <w:t xml:space="preserve"> it</w:t>
@@ -1270,59 +1467,6 @@
       </w:r>
       <w:r>
         <w:t xml:space="preserve">Look for README and other info files (usually the file names are all Caps.)  </w:t>
-      </w:r>
-      <w:r>
-        <w:t>Sometimes</w:t>
-      </w:r>
-      <w:r>
-        <w:t xml:space="preserve"> there are special configuration options you can use, and these are often documented in the beginning of the configure file</w:t>
-      </w:r>
-      <w:r>
-        <w:t xml:space="preserve"> (</w:t>
-      </w:r>
-      <w:r>
-        <w:rPr>
-          <w:rFonts w:ascii="Courier New" w:hAnsi="Courier New" w:cs="Courier New"/>
-          <w:color w:val="0070C0"/>
-          <w:sz w:val="20"/>
-        </w:rPr>
-        <w:t>less configure</w:t>
-      </w:r>
-      <w:r>
-        <w:t>.</w:t>
-      </w:r>
-      <w:r>
-        <w:t>)</w:t>
-      </w:r>
-      <w:r>
-        <w:t xml:space="preserve">  Look to see that there is a</w:t>
-      </w:r>
-      <w:r>
-        <w:t xml:space="preserve"> file called</w:t>
-      </w:r>
-      <w:r>
-        <w:t xml:space="preserve"> </w:t>
-      </w:r>
-      <w:r>
-        <w:t>“</w:t>
-      </w:r>
-      <w:r>
-        <w:t>configure</w:t>
-      </w:r>
-      <w:r>
-        <w:t>”</w:t>
-      </w:r>
-      <w:r>
-        <w:t xml:space="preserve"> in your </w:t>
-      </w:r>
-      <w:r>
-        <w:t>directory and</w:t>
-      </w:r>
-      <w:r>
-        <w:t xml:space="preserve"> scan the beginning with less to see if there are interesting options</w:t>
-      </w:r>
-      <w:r>
-        <w:t xml:space="preserve">.  </w:t>
       </w:r>
       <w:r>
         <w:t>Also look to see if there is a Makefile.</w:t>
@@ -1392,7 +1536,13 @@
         <w:spacing w:after="0"/>
       </w:pPr>
       <w:r>
-        <w:t xml:space="preserve">Configure will </w:t>
+        <w:rPr>
+          <w:rFonts w:ascii="Courier New" w:hAnsi="Courier New" w:cs="Courier New"/>
+        </w:rPr>
+        <w:t>Configure</w:t>
+      </w:r>
+      <w:r>
+        <w:t xml:space="preserve"> will </w:t>
       </w:r>
       <w:r>
         <w:t>check to see what your operating system is and what libraries are available.  It will put that information into a Makefile.</w:t>
@@ -1400,57 +1550,113 @@
     </w:p>
     <w:p>
       <w:pPr>
-        <w:pStyle w:val="Heading1"/>
-      </w:pPr>
-      <w:r>
+        <w:pStyle w:val="Heading3"/>
+      </w:pPr>
+      <w:r>
+        <w:t>Note for 202</w:t>
+      </w:r>
+      <w:r>
+        <w:t>4</w:t>
+      </w:r>
+    </w:p>
+    <w:p>
+      <w:pPr>
+        <w:spacing w:after="0"/>
+      </w:pPr>
+      <w:r>
+        <w:t>There is an error in the configure file that causes it to miss the location of the libpcre2 library in Ubuntu</w:t>
+      </w:r>
+      <w:r>
+        <w:t xml:space="preserve"> 24.  We must tell </w:t>
+      </w:r>
+      <w:r>
+        <w:rPr>
+          <w:rFonts w:ascii="Courier New" w:hAnsi="Courier New" w:cs="Courier New"/>
+        </w:rPr>
+        <w:t>configure</w:t>
+      </w:r>
+      <w:r>
+        <w:t xml:space="preserve"> the directory that holds the libpcre2 library.</w:t>
+      </w:r>
+    </w:p>
+    <w:p>
+      <w:pPr>
+        <w:rPr>
+          <w:rFonts w:ascii="Courier New" w:hAnsi="Courier New" w:cs="Courier New"/>
+        </w:rPr>
+      </w:pPr>
+      <w:r>
+        <w:rPr>
+          <w:rFonts w:ascii="Courier New" w:hAnsi="Courier New" w:cs="Courier New"/>
+        </w:rPr>
+        <w:t>./configure -with-</w:t>
+      </w:r>
+      <w:proofErr w:type="spellStart"/>
+      <w:r>
+        <w:rPr>
+          <w:rFonts w:ascii="Courier New" w:hAnsi="Courier New" w:cs="Courier New"/>
+        </w:rPr>
+        <w:t>libpcre</w:t>
+      </w:r>
+      <w:proofErr w:type="spellEnd"/>
+      <w:r>
+        <w:rPr>
+          <w:rFonts w:ascii="Courier New" w:hAnsi="Courier New" w:cs="Courier New"/>
+        </w:rPr>
+        <w:t>=/</w:t>
+      </w:r>
+      <w:proofErr w:type="spellStart"/>
+      <w:r>
+        <w:rPr>
+          <w:rFonts w:ascii="Courier New" w:hAnsi="Courier New" w:cs="Courier New"/>
+        </w:rPr>
+        <w:t>usr</w:t>
+      </w:r>
+      <w:proofErr w:type="spellEnd"/>
+      <w:r>
+        <w:rPr>
+          <w:rFonts w:ascii="Courier New" w:hAnsi="Courier New" w:cs="Courier New"/>
+        </w:rPr>
+        <w:t>/lib/x86_64-linux-gnu</w:t>
+      </w:r>
+    </w:p>
+    <w:p/>
+    <w:p>
+      <w:pPr>
+        <w:spacing w:after="0"/>
+      </w:pPr>
+    </w:p>
+    <w:p>
+      <w:pPr>
+        <w:spacing w:after="0"/>
+      </w:pPr>
+    </w:p>
+    <w:p>
+      <w:pPr>
+        <w:spacing w:after="0"/>
+      </w:pPr>
+    </w:p>
+    <w:p>
+      <w:pPr>
+        <w:spacing w:after="0"/>
+      </w:pPr>
+    </w:p>
+    <w:p>
+      <w:pPr>
+        <w:spacing w:after="0"/>
+      </w:pPr>
+    </w:p>
+    <w:p>
+      <w:r>
+        <w:rPr>
+          <w:noProof/>
+        </w:rPr>
         <w:lastRenderedPageBreak/>
-        <w:t>Note for 2023</w:t>
-      </w:r>
-    </w:p>
-    <w:p>
-      <w:r>
-        <w:t>Last year, nmap compiled without complaint.  This year two changes cause errors in the “</w:t>
-      </w:r>
-      <w:r>
-        <w:rPr>
-          <w:rFonts w:ascii="Courier New" w:hAnsi="Courier New" w:cs="Courier New"/>
-        </w:rPr>
-        <w:t>make</w:t>
-      </w:r>
-      <w:r>
-        <w:t xml:space="preserve">” step.  The first is that the make file no longer allows us to skip SSL support.  My Ubuntu VM does have OpenSSL installed, but the installation complains that it is missing a header file.  Header files and source files are not included when the compiled binary files are installed with </w:t>
-      </w:r>
-      <w:r>
-        <w:rPr>
-          <w:rFonts w:cstheme="minorHAnsi"/>
-        </w:rPr>
-        <w:t>apt</w:t>
-      </w:r>
-      <w:r>
-        <w:t xml:space="preserve"> or some other package manager.</w:t>
-      </w:r>
-    </w:p>
-    <w:p>
-      <w:r>
-        <w:t>The first program</w:t>
-      </w:r>
-      <w:proofErr w:type="gramStart"/>
-      <w:r>
-        <w:t>, .</w:t>
-      </w:r>
-      <w:proofErr w:type="gramEnd"/>
-      <w:r>
-        <w:t>/configure, is happy and just notes that we won’t be able to use SSL with nmap.</w:t>
-      </w:r>
-      <w:r>
-        <w:br/>
-      </w:r>
-      <w:r>
         <w:drawing>
-          <wp:inline distT="0" distB="0" distL="0" distR="0" wp14:anchorId="1AE9B67C" wp14:editId="401B3DD5">
-            <wp:extent cx="4970746" cy="2164080"/>
-            <wp:effectExtent l="0" t="0" r="1905" b="7620"/>
-            <wp:docPr id="323422938" name="Picture 1" descr="A computer screen shot of a computer screen&#10;&#10;Description automatically generated"/>
+          <wp:inline distT="0" distB="0" distL="0" distR="0" wp14:anchorId="3AC14279" wp14:editId="28A1946B">
+            <wp:extent cx="3677666" cy="2135875"/>
+            <wp:effectExtent l="0" t="0" r="0" b="0"/>
+            <wp:docPr id="56897327" name="Picture 1" descr="A screenshot of a computer program&#10;&#10;Description automatically generated"/>
             <wp:cNvGraphicFramePr>
               <a:graphicFrameLocks xmlns:a="http://schemas.openxmlformats.org/drawingml/2006/main" noChangeAspect="1"/>
             </wp:cNvGraphicFramePr>
@@ -1458,7 +1664,7 @@
               <a:graphicData uri="http://schemas.openxmlformats.org/drawingml/2006/picture">
                 <pic:pic xmlns:pic="http://schemas.openxmlformats.org/drawingml/2006/picture">
                   <pic:nvPicPr>
-                    <pic:cNvPr id="323422938" name="Picture 1" descr="A computer screen shot of a computer screen&#10;&#10;Description automatically generated"/>
+                    <pic:cNvPr id="56897327" name="Picture 1" descr="A screenshot of a computer program&#10;&#10;Description automatically generated"/>
                     <pic:cNvPicPr/>
                   </pic:nvPicPr>
                   <pic:blipFill>
@@ -1470,7 +1676,7 @@
                   <pic:spPr>
                     <a:xfrm>
                       <a:off x="0" y="0"/>
-                      <a:ext cx="4978679" cy="2167534"/>
+                      <a:ext cx="3693164" cy="2144876"/>
                     </a:xfrm>
                     <a:prstGeom prst="rect">
                       <a:avLst/>
@@ -1484,821 +1690,8 @@
       </w:r>
     </w:p>
     <w:p>
-      <w:r>
-        <w:t>The missing SSL file causes this error at the end of the</w:t>
-      </w:r>
-      <w:r>
-        <w:t xml:space="preserve"> </w:t>
-      </w:r>
-      <w:r>
-        <w:rPr>
-          <w:rFonts w:ascii="Courier New" w:hAnsi="Courier New" w:cs="Courier New"/>
-        </w:rPr>
-        <w:t>make</w:t>
-      </w:r>
-      <w:r>
-        <w:t xml:space="preserve"> output</w:t>
-      </w:r>
-      <w:r>
-        <w:br/>
-      </w:r>
-      <w:r>
-        <w:drawing>
-          <wp:inline distT="0" distB="0" distL="0" distR="0" wp14:anchorId="21709CBA" wp14:editId="450B832F">
-            <wp:extent cx="5943600" cy="783590"/>
-            <wp:effectExtent l="0" t="0" r="0" b="0"/>
-            <wp:docPr id="775651550" name="Picture 1" descr="A computer screen with text&#10;&#10;Description automatically generated"/>
-            <wp:cNvGraphicFramePr>
-              <a:graphicFrameLocks xmlns:a="http://schemas.openxmlformats.org/drawingml/2006/main" noChangeAspect="1"/>
-            </wp:cNvGraphicFramePr>
-            <a:graphic xmlns:a="http://schemas.openxmlformats.org/drawingml/2006/main">
-              <a:graphicData uri="http://schemas.openxmlformats.org/drawingml/2006/picture">
-                <pic:pic xmlns:pic="http://schemas.openxmlformats.org/drawingml/2006/picture">
-                  <pic:nvPicPr>
-                    <pic:cNvPr id="775651550" name="Picture 1" descr="A computer screen with text&#10;&#10;Description automatically generated"/>
-                    <pic:cNvPicPr/>
-                  </pic:nvPicPr>
-                  <pic:blipFill>
-                    <a:blip r:embed="rId16"/>
-                    <a:stretch>
-                      <a:fillRect/>
-                    </a:stretch>
-                  </pic:blipFill>
-                  <pic:spPr>
-                    <a:xfrm>
-                      <a:off x="0" y="0"/>
-                      <a:ext cx="5943600" cy="783590"/>
-                    </a:xfrm>
-                    <a:prstGeom prst="rect">
-                      <a:avLst/>
-                    </a:prstGeom>
-                  </pic:spPr>
-                </pic:pic>
-              </a:graphicData>
-            </a:graphic>
-          </wp:inline>
-        </w:drawing>
-      </w:r>
-    </w:p>
-    <w:p>
-      <w:pPr>
-        <w:rPr>
-          <w:noProof/>
-        </w:rPr>
-      </w:pPr>
-      <w:r>
-        <w:lastRenderedPageBreak/>
-        <w:t>If we search for the error, we find we need to install:</w:t>
-      </w:r>
-      <w:r>
-        <w:rPr>
-          <w:noProof/>
-        </w:rPr>
-        <w:t xml:space="preserve"> </w:t>
-      </w:r>
-      <w:r>
-        <w:rPr>
-          <w:noProof/>
-        </w:rPr>
-        <w:br/>
-      </w:r>
-      <w:r>
-        <w:drawing>
-          <wp:inline distT="0" distB="0" distL="0" distR="0" wp14:anchorId="262F835A" wp14:editId="6E38B7EE">
-            <wp:extent cx="4881340" cy="1715770"/>
-            <wp:effectExtent l="0" t="0" r="0" b="0"/>
-            <wp:docPr id="2119397921" name="Picture 1" descr="A screenshot of a computer error&#10;&#10;Description automatically generated"/>
-            <wp:cNvGraphicFramePr>
-              <a:graphicFrameLocks xmlns:a="http://schemas.openxmlformats.org/drawingml/2006/main" noChangeAspect="1"/>
-            </wp:cNvGraphicFramePr>
-            <a:graphic xmlns:a="http://schemas.openxmlformats.org/drawingml/2006/main">
-              <a:graphicData uri="http://schemas.openxmlformats.org/drawingml/2006/picture">
-                <pic:pic xmlns:pic="http://schemas.openxmlformats.org/drawingml/2006/picture">
-                  <pic:nvPicPr>
-                    <pic:cNvPr id="2119397921" name="Picture 1" descr="A screenshot of a computer error&#10;&#10;Description automatically generated"/>
-                    <pic:cNvPicPr/>
-                  </pic:nvPicPr>
-                  <pic:blipFill>
-                    <a:blip r:embed="rId17"/>
-                    <a:stretch>
-                      <a:fillRect/>
-                    </a:stretch>
-                  </pic:blipFill>
-                  <pic:spPr>
-                    <a:xfrm>
-                      <a:off x="0" y="0"/>
-                      <a:ext cx="4895957" cy="1720908"/>
-                    </a:xfrm>
-                    <a:prstGeom prst="rect">
-                      <a:avLst/>
-                    </a:prstGeom>
-                  </pic:spPr>
-                </pic:pic>
-              </a:graphicData>
-            </a:graphic>
-          </wp:inline>
-        </w:drawing>
-      </w:r>
-      <w:r>
-        <w:rPr>
-          <w:noProof/>
-        </w:rPr>
-        <w:br/>
-      </w:r>
-      <w:r>
-        <w:drawing>
-          <wp:inline distT="0" distB="0" distL="0" distR="0" wp14:anchorId="54598E7B" wp14:editId="315FD8CB">
-            <wp:extent cx="4022739" cy="1707515"/>
-            <wp:effectExtent l="0" t="0" r="0" b="6985"/>
-            <wp:docPr id="1333755640" name="Picture 1" descr="A screenshot of a search engine&#10;&#10;Description automatically generated"/>
-            <wp:cNvGraphicFramePr>
-              <a:graphicFrameLocks xmlns:a="http://schemas.openxmlformats.org/drawingml/2006/main" noChangeAspect="1"/>
-            </wp:cNvGraphicFramePr>
-            <a:graphic xmlns:a="http://schemas.openxmlformats.org/drawingml/2006/main">
-              <a:graphicData uri="http://schemas.openxmlformats.org/drawingml/2006/picture">
-                <pic:pic xmlns:pic="http://schemas.openxmlformats.org/drawingml/2006/picture">
-                  <pic:nvPicPr>
-                    <pic:cNvPr id="1333755640" name="Picture 1" descr="A screenshot of a search engine&#10;&#10;Description automatically generated"/>
-                    <pic:cNvPicPr/>
-                  </pic:nvPicPr>
-                  <pic:blipFill>
-                    <a:blip r:embed="rId18"/>
-                    <a:stretch>
-                      <a:fillRect/>
-                    </a:stretch>
-                  </pic:blipFill>
-                  <pic:spPr>
-                    <a:xfrm>
-                      <a:off x="0" y="0"/>
-                      <a:ext cx="4027989" cy="1709743"/>
-                    </a:xfrm>
-                    <a:prstGeom prst="rect">
-                      <a:avLst/>
-                    </a:prstGeom>
-                  </pic:spPr>
-                </pic:pic>
-              </a:graphicData>
-            </a:graphic>
-          </wp:inline>
-        </w:drawing>
-      </w:r>
-    </w:p>
-    <w:p>
-      <w:pPr>
-        <w:rPr>
-          <w:rFonts w:ascii="Cascadia Mono" w:hAnsi="Cascadia Mono" w:cs="Cascadia Mono"/>
-          <w:color w:val="232629"/>
-          <w:sz w:val="20"/>
-          <w:szCs w:val="20"/>
-          <w:shd w:val="clear" w:color="auto" w:fill="E3E6E8"/>
-        </w:rPr>
-      </w:pPr>
-      <w:r>
-        <w:rPr>
-          <w:rFonts w:ascii="Cascadia Mono" w:hAnsi="Cascadia Mono" w:cs="Cascadia Mono"/>
-          <w:color w:val="232629"/>
-          <w:sz w:val="20"/>
-          <w:szCs w:val="20"/>
-          <w:shd w:val="clear" w:color="auto" w:fill="E3E6E8"/>
-        </w:rPr>
-        <w:t xml:space="preserve">sudo apt-get install </w:t>
-      </w:r>
-      <w:proofErr w:type="spellStart"/>
-      <w:r>
-        <w:rPr>
-          <w:rFonts w:ascii="Cascadia Mono" w:hAnsi="Cascadia Mono" w:cs="Cascadia Mono"/>
-          <w:color w:val="232629"/>
-          <w:sz w:val="20"/>
-          <w:szCs w:val="20"/>
-          <w:shd w:val="clear" w:color="auto" w:fill="E3E6E8"/>
-        </w:rPr>
-        <w:t>libssl</w:t>
-      </w:r>
-      <w:proofErr w:type="spellEnd"/>
-      <w:r>
-        <w:rPr>
-          <w:rFonts w:ascii="Cascadia Mono" w:hAnsi="Cascadia Mono" w:cs="Cascadia Mono"/>
-          <w:color w:val="232629"/>
-          <w:sz w:val="20"/>
-          <w:szCs w:val="20"/>
-          <w:shd w:val="clear" w:color="auto" w:fill="E3E6E8"/>
-        </w:rPr>
-        <w:t>-</w:t>
-      </w:r>
-      <w:proofErr w:type="gramStart"/>
-      <w:r>
-        <w:rPr>
-          <w:rFonts w:ascii="Cascadia Mono" w:hAnsi="Cascadia Mono" w:cs="Cascadia Mono"/>
-          <w:color w:val="232629"/>
-          <w:sz w:val="20"/>
-          <w:szCs w:val="20"/>
-          <w:shd w:val="clear" w:color="auto" w:fill="E3E6E8"/>
-        </w:rPr>
-        <w:t>dev</w:t>
-      </w:r>
-      <w:proofErr w:type="gramEnd"/>
-    </w:p>
-    <w:p>
-      <w:r>
-        <w:t>The dev</w:t>
-      </w:r>
-      <w:r>
-        <w:t xml:space="preserve"> at the end of the filename indicates we are installing developer files that come with the library, header files and such.</w:t>
-      </w:r>
-      <w:r>
-        <w:br/>
-      </w:r>
-      <w:r>
-        <w:drawing>
-          <wp:inline distT="0" distB="0" distL="0" distR="0" wp14:anchorId="6959C446" wp14:editId="2ED9B8F1">
-            <wp:extent cx="4831080" cy="782876"/>
-            <wp:effectExtent l="0" t="0" r="0" b="0"/>
-            <wp:docPr id="287872972" name="Picture 1" descr="A computer screen with white text&#10;&#10;Description automatically generated"/>
-            <wp:cNvGraphicFramePr>
-              <a:graphicFrameLocks xmlns:a="http://schemas.openxmlformats.org/drawingml/2006/main" noChangeAspect="1"/>
-            </wp:cNvGraphicFramePr>
-            <a:graphic xmlns:a="http://schemas.openxmlformats.org/drawingml/2006/main">
-              <a:graphicData uri="http://schemas.openxmlformats.org/drawingml/2006/picture">
-                <pic:pic xmlns:pic="http://schemas.openxmlformats.org/drawingml/2006/picture">
-                  <pic:nvPicPr>
-                    <pic:cNvPr id="287872972" name="Picture 1" descr="A computer screen with white text&#10;&#10;Description automatically generated"/>
-                    <pic:cNvPicPr/>
-                  </pic:nvPicPr>
-                  <pic:blipFill>
-                    <a:blip r:embed="rId19"/>
-                    <a:stretch>
-                      <a:fillRect/>
-                    </a:stretch>
-                  </pic:blipFill>
-                  <pic:spPr>
-                    <a:xfrm>
-                      <a:off x="0" y="0"/>
-                      <a:ext cx="4853478" cy="786506"/>
-                    </a:xfrm>
-                    <a:prstGeom prst="rect">
-                      <a:avLst/>
-                    </a:prstGeom>
-                  </pic:spPr>
-                </pic:pic>
-              </a:graphicData>
-            </a:graphic>
-          </wp:inline>
-        </w:drawing>
-      </w:r>
-    </w:p>
-    <w:p>
-      <w:r>
-        <w:t>Once that error is corrected, a new error appears.</w:t>
-      </w:r>
-      <w:r>
-        <w:br/>
-      </w:r>
-      <w:r>
-        <w:drawing>
-          <wp:inline distT="0" distB="0" distL="0" distR="0" wp14:anchorId="6FBB0D6D" wp14:editId="1D1FE726">
-            <wp:extent cx="5943600" cy="818515"/>
-            <wp:effectExtent l="0" t="0" r="0" b="635"/>
-            <wp:docPr id="65995260" name="Picture 1" descr="A black background with white text&#10;&#10;Description automatically generated"/>
-            <wp:cNvGraphicFramePr>
-              <a:graphicFrameLocks xmlns:a="http://schemas.openxmlformats.org/drawingml/2006/main" noChangeAspect="1"/>
-            </wp:cNvGraphicFramePr>
-            <a:graphic xmlns:a="http://schemas.openxmlformats.org/drawingml/2006/main">
-              <a:graphicData uri="http://schemas.openxmlformats.org/drawingml/2006/picture">
-                <pic:pic xmlns:pic="http://schemas.openxmlformats.org/drawingml/2006/picture">
-                  <pic:nvPicPr>
-                    <pic:cNvPr id="65995260" name="Picture 1" descr="A black background with white text&#10;&#10;Description automatically generated"/>
-                    <pic:cNvPicPr/>
-                  </pic:nvPicPr>
-                  <pic:blipFill>
-                    <a:blip r:embed="rId20"/>
-                    <a:stretch>
-                      <a:fillRect/>
-                    </a:stretch>
-                  </pic:blipFill>
-                  <pic:spPr>
-                    <a:xfrm>
-                      <a:off x="0" y="0"/>
-                      <a:ext cx="5943600" cy="818515"/>
-                    </a:xfrm>
-                    <a:prstGeom prst="rect">
-                      <a:avLst/>
-                    </a:prstGeom>
-                  </pic:spPr>
-                </pic:pic>
-              </a:graphicData>
-            </a:graphic>
-          </wp:inline>
-        </w:drawing>
-      </w:r>
-    </w:p>
-    <w:p>
-      <w:r>
-        <w:t>A Python package that the GUI version of nmap, called Zenmap, uses has been deprecated and is no longer included with the default installation of Ubuntu.  Again, searching for the error tells us we need to install:</w:t>
-      </w:r>
-      <w:r>
-        <w:br/>
-      </w:r>
-      <w:r>
-        <w:lastRenderedPageBreak/>
-        <w:drawing>
-          <wp:inline distT="0" distB="0" distL="0" distR="0" wp14:anchorId="0EA48648" wp14:editId="5493FE2B">
-            <wp:extent cx="4335780" cy="1847802"/>
-            <wp:effectExtent l="0" t="0" r="7620" b="635"/>
-            <wp:docPr id="617909018" name="Picture 1" descr="A screenshot of a computer error&#10;&#10;Description automatically generated"/>
-            <wp:cNvGraphicFramePr>
-              <a:graphicFrameLocks xmlns:a="http://schemas.openxmlformats.org/drawingml/2006/main" noChangeAspect="1"/>
-            </wp:cNvGraphicFramePr>
-            <a:graphic xmlns:a="http://schemas.openxmlformats.org/drawingml/2006/main">
-              <a:graphicData uri="http://schemas.openxmlformats.org/drawingml/2006/picture">
-                <pic:pic xmlns:pic="http://schemas.openxmlformats.org/drawingml/2006/picture">
-                  <pic:nvPicPr>
-                    <pic:cNvPr id="617909018" name="Picture 1" descr="A screenshot of a computer error&#10;&#10;Description automatically generated"/>
-                    <pic:cNvPicPr/>
-                  </pic:nvPicPr>
-                  <pic:blipFill>
-                    <a:blip r:embed="rId21"/>
-                    <a:stretch>
-                      <a:fillRect/>
-                    </a:stretch>
-                  </pic:blipFill>
-                  <pic:spPr>
-                    <a:xfrm>
-                      <a:off x="0" y="0"/>
-                      <a:ext cx="4342502" cy="1850667"/>
-                    </a:xfrm>
-                    <a:prstGeom prst="rect">
-                      <a:avLst/>
-                    </a:prstGeom>
-                  </pic:spPr>
-                </pic:pic>
-              </a:graphicData>
-            </a:graphic>
-          </wp:inline>
-        </w:drawing>
-      </w:r>
-      <w:r>
-        <w:br/>
-      </w:r>
-      <w:r>
-        <w:drawing>
-          <wp:inline distT="0" distB="0" distL="0" distR="0" wp14:anchorId="11AFAB75" wp14:editId="7C404E7A">
-            <wp:extent cx="4617720" cy="1403570"/>
-            <wp:effectExtent l="0" t="0" r="0" b="6350"/>
-            <wp:docPr id="2001263323" name="Picture 1" descr="A screenshot of a computer&#10;&#10;Description automatically generated"/>
-            <wp:cNvGraphicFramePr>
-              <a:graphicFrameLocks xmlns:a="http://schemas.openxmlformats.org/drawingml/2006/main" noChangeAspect="1"/>
-            </wp:cNvGraphicFramePr>
-            <a:graphic xmlns:a="http://schemas.openxmlformats.org/drawingml/2006/main">
-              <a:graphicData uri="http://schemas.openxmlformats.org/drawingml/2006/picture">
-                <pic:pic xmlns:pic="http://schemas.openxmlformats.org/drawingml/2006/picture">
-                  <pic:nvPicPr>
-                    <pic:cNvPr id="2001263323" name="Picture 1" descr="A screenshot of a computer&#10;&#10;Description automatically generated"/>
-                    <pic:cNvPicPr/>
-                  </pic:nvPicPr>
-                  <pic:blipFill>
-                    <a:blip r:embed="rId22"/>
-                    <a:stretch>
-                      <a:fillRect/>
-                    </a:stretch>
-                  </pic:blipFill>
-                  <pic:spPr>
-                    <a:xfrm>
-                      <a:off x="0" y="0"/>
-                      <a:ext cx="4636473" cy="1409270"/>
-                    </a:xfrm>
-                    <a:prstGeom prst="rect">
-                      <a:avLst/>
-                    </a:prstGeom>
-                  </pic:spPr>
-                </pic:pic>
-              </a:graphicData>
-            </a:graphic>
-          </wp:inline>
-        </w:drawing>
-      </w:r>
-    </w:p>
-    <w:p>
-      <w:pPr>
-        <w:tabs>
-          <w:tab w:val="left" w:pos="916"/>
-          <w:tab w:val="left" w:pos="1832"/>
-          <w:tab w:val="left" w:pos="2748"/>
-          <w:tab w:val="left" w:pos="3664"/>
-          <w:tab w:val="left" w:pos="4580"/>
-          <w:tab w:val="left" w:pos="5496"/>
-          <w:tab w:val="left" w:pos="6412"/>
-          <w:tab w:val="left" w:pos="7328"/>
-          <w:tab w:val="left" w:pos="8244"/>
-          <w:tab w:val="left" w:pos="9160"/>
-          <w:tab w:val="left" w:pos="10076"/>
-          <w:tab w:val="left" w:pos="10992"/>
-          <w:tab w:val="left" w:pos="11908"/>
-          <w:tab w:val="left" w:pos="12824"/>
-          <w:tab w:val="left" w:pos="13740"/>
-          <w:tab w:val="left" w:pos="14656"/>
-        </w:tabs>
-        <w:spacing w:after="0" w:line="240" w:lineRule="auto"/>
-        <w:textAlignment w:val="baseline"/>
-        <w:rPr>
-          <w:rFonts w:ascii="Courier New" w:hAnsi="Courier New" w:cs="Courier New"/>
-        </w:rPr>
-      </w:pPr>
-      <w:r>
-        <w:rPr>
-          <w:rFonts w:ascii="Courier New" w:hAnsi="Courier New" w:cs="Courier New"/>
-        </w:rPr>
-        <w:t>sudo apt-get install python3-</w:t>
-      </w:r>
-      <w:proofErr w:type="gramStart"/>
-      <w:r>
-        <w:rPr>
-          <w:rFonts w:ascii="Courier New" w:hAnsi="Courier New" w:cs="Courier New"/>
-        </w:rPr>
-        <w:t>distutils</w:t>
-      </w:r>
-      <w:proofErr w:type="gramEnd"/>
-    </w:p>
-    <w:p>
-      <w:r>
-        <w:drawing>
-          <wp:inline distT="0" distB="0" distL="0" distR="0" wp14:anchorId="40B3B85E" wp14:editId="6C161FBE">
-            <wp:extent cx="5943600" cy="751205"/>
-            <wp:effectExtent l="0" t="0" r="0" b="0"/>
-            <wp:docPr id="1224501505" name="Picture 1" descr="A computer screen shot of a program&#10;&#10;Description automatically generated"/>
-            <wp:cNvGraphicFramePr>
-              <a:graphicFrameLocks xmlns:a="http://schemas.openxmlformats.org/drawingml/2006/main" noChangeAspect="1"/>
-            </wp:cNvGraphicFramePr>
-            <a:graphic xmlns:a="http://schemas.openxmlformats.org/drawingml/2006/main">
-              <a:graphicData uri="http://schemas.openxmlformats.org/drawingml/2006/picture">
-                <pic:pic xmlns:pic="http://schemas.openxmlformats.org/drawingml/2006/picture">
-                  <pic:nvPicPr>
-                    <pic:cNvPr id="1224501505" name="Picture 1" descr="A computer screen shot of a program&#10;&#10;Description automatically generated"/>
-                    <pic:cNvPicPr/>
-                  </pic:nvPicPr>
-                  <pic:blipFill>
-                    <a:blip r:embed="rId23"/>
-                    <a:stretch>
-                      <a:fillRect/>
-                    </a:stretch>
-                  </pic:blipFill>
-                  <pic:spPr>
-                    <a:xfrm>
-                      <a:off x="0" y="0"/>
-                      <a:ext cx="5943600" cy="751205"/>
-                    </a:xfrm>
-                    <a:prstGeom prst="rect">
-                      <a:avLst/>
-                    </a:prstGeom>
-                  </pic:spPr>
-                </pic:pic>
-              </a:graphicData>
-            </a:graphic>
-          </wp:inline>
-        </w:drawing>
-      </w:r>
-    </w:p>
-    <w:p>
-      <w:r>
-        <w:t xml:space="preserve">Once </w:t>
-      </w:r>
-      <w:r>
-        <w:t xml:space="preserve">that is done, </w:t>
-      </w:r>
-      <w:r>
-        <w:rPr>
-          <w:rFonts w:ascii="Courier New" w:hAnsi="Courier New" w:cs="Courier New"/>
-        </w:rPr>
-        <w:t>make</w:t>
-      </w:r>
-      <w:r>
-        <w:t xml:space="preserve"> completes without errors.</w:t>
-      </w:r>
-      <w:r>
-        <w:br/>
-      </w:r>
-      <w:r>
-        <w:drawing>
-          <wp:inline distT="0" distB="0" distL="0" distR="0" wp14:anchorId="4831B9CC" wp14:editId="36B19A5B">
-            <wp:extent cx="5380186" cy="708721"/>
-            <wp:effectExtent l="0" t="0" r="0" b="0"/>
-            <wp:docPr id="549661236" name="Picture 1" descr="A computer screen with numbers and symbols&#10;&#10;Description automatically generated"/>
-            <wp:cNvGraphicFramePr>
-              <a:graphicFrameLocks xmlns:a="http://schemas.openxmlformats.org/drawingml/2006/main" noChangeAspect="1"/>
-            </wp:cNvGraphicFramePr>
-            <a:graphic xmlns:a="http://schemas.openxmlformats.org/drawingml/2006/main">
-              <a:graphicData uri="http://schemas.openxmlformats.org/drawingml/2006/picture">
-                <pic:pic xmlns:pic="http://schemas.openxmlformats.org/drawingml/2006/picture">
-                  <pic:nvPicPr>
-                    <pic:cNvPr id="549661236" name="Picture 1" descr="A computer screen with numbers and symbols&#10;&#10;Description automatically generated"/>
-                    <pic:cNvPicPr/>
-                  </pic:nvPicPr>
-                  <pic:blipFill>
-                    <a:blip r:embed="rId24"/>
-                    <a:stretch>
-                      <a:fillRect/>
-                    </a:stretch>
-                  </pic:blipFill>
-                  <pic:spPr>
-                    <a:xfrm>
-                      <a:off x="0" y="0"/>
-                      <a:ext cx="5380186" cy="708721"/>
-                    </a:xfrm>
-                    <a:prstGeom prst="rect">
-                      <a:avLst/>
-                    </a:prstGeom>
-                  </pic:spPr>
-                </pic:pic>
-              </a:graphicData>
-            </a:graphic>
-          </wp:inline>
-        </w:drawing>
-      </w:r>
-    </w:p>
-    <w:p>
-      <w:r>
-        <w:t>Then sudo make install succeeds.</w:t>
-      </w:r>
-      <w:r>
-        <w:br/>
-      </w:r>
-      <w:r>
-        <w:drawing>
-          <wp:inline distT="0" distB="0" distL="0" distR="0" wp14:anchorId="34C6A94A" wp14:editId="44594982">
-            <wp:extent cx="5928874" cy="861135"/>
-            <wp:effectExtent l="0" t="0" r="0" b="0"/>
-            <wp:docPr id="1092211524" name="Picture 1" descr="A computer screen shot of text&#10;&#10;Description automatically generated"/>
-            <wp:cNvGraphicFramePr>
-              <a:graphicFrameLocks xmlns:a="http://schemas.openxmlformats.org/drawingml/2006/main" noChangeAspect="1"/>
-            </wp:cNvGraphicFramePr>
-            <a:graphic xmlns:a="http://schemas.openxmlformats.org/drawingml/2006/main">
-              <a:graphicData uri="http://schemas.openxmlformats.org/drawingml/2006/picture">
-                <pic:pic xmlns:pic="http://schemas.openxmlformats.org/drawingml/2006/picture">
-                  <pic:nvPicPr>
-                    <pic:cNvPr id="1092211524" name="Picture 1" descr="A computer screen shot of text&#10;&#10;Description automatically generated"/>
-                    <pic:cNvPicPr/>
-                  </pic:nvPicPr>
-                  <pic:blipFill>
-                    <a:blip r:embed="rId25"/>
-                    <a:stretch>
-                      <a:fillRect/>
-                    </a:stretch>
-                  </pic:blipFill>
-                  <pic:spPr>
-                    <a:xfrm>
-                      <a:off x="0" y="0"/>
-                      <a:ext cx="5928874" cy="861135"/>
-                    </a:xfrm>
-                    <a:prstGeom prst="rect">
-                      <a:avLst/>
-                    </a:prstGeom>
-                  </pic:spPr>
-                </pic:pic>
-              </a:graphicData>
-            </a:graphic>
-          </wp:inline>
-        </w:drawing>
-      </w:r>
-    </w:p>
-    <w:p>
-      <w:pPr>
-        <w:spacing w:after="0"/>
-      </w:pPr>
-    </w:p>
-    <w:p>
-      <w:pPr>
-        <w:pStyle w:val="Heading3"/>
-      </w:pPr>
-      <w:r>
-        <w:t>Configure</w:t>
-      </w:r>
-    </w:p>
-    <w:p>
-      <w:pPr>
-        <w:rPr>
-          <w:rFonts w:ascii="Courier New" w:hAnsi="Courier New" w:cs="Courier New"/>
-        </w:rPr>
-      </w:pPr>
-      <w:r>
-        <w:t xml:space="preserve">Too bad, </w:t>
-      </w:r>
-      <w:proofErr w:type="gramStart"/>
-      <w:r>
-        <w:t>no</w:t>
-      </w:r>
-      <w:proofErr w:type="gramEnd"/>
-      <w:r>
-        <w:t xml:space="preserve"> interesting options on this </w:t>
-      </w:r>
-      <w:r>
-        <w:t>configure file</w:t>
-      </w:r>
-      <w:r>
-        <w:t>.  Run the configure script.</w:t>
-      </w:r>
-      <w:r>
-        <w:br/>
-      </w:r>
-      <w:r>
-        <w:rPr>
-          <w:rFonts w:ascii="Courier New" w:hAnsi="Courier New" w:cs="Courier New"/>
-        </w:rPr>
-        <w:t>./</w:t>
-      </w:r>
-      <w:proofErr w:type="gramStart"/>
-      <w:r>
-        <w:rPr>
-          <w:rFonts w:ascii="Courier New" w:hAnsi="Courier New" w:cs="Courier New"/>
-        </w:rPr>
-        <w:t>configure</w:t>
-      </w:r>
-      <w:proofErr w:type="gramEnd"/>
-    </w:p>
-    <w:p>
-      <w:r>
-        <w:t xml:space="preserve">If </w:t>
-      </w:r>
-      <w:r>
-        <w:t>you get a “</w:t>
-      </w:r>
-      <w:r>
-        <w:t>command not found</w:t>
-      </w:r>
-      <w:r>
-        <w:t>” error</w:t>
-      </w:r>
-      <w:r>
-        <w:t xml:space="preserve">, remember what you </w:t>
-      </w:r>
-      <w:r>
-        <w:t>need</w:t>
-      </w:r>
-      <w:r>
-        <w:t xml:space="preserve"> to do to run a script when you are in the same directory as the script.</w:t>
-      </w:r>
-      <w:r>
-        <w:t xml:space="preserve">  (Hint:  the abbreviation </w:t>
-      </w:r>
-      <w:r>
-        <w:t xml:space="preserve">for your current directory </w:t>
-      </w:r>
-      <w:proofErr w:type="gramStart"/>
-      <w:r>
-        <w:t>is .</w:t>
-      </w:r>
-      <w:proofErr w:type="gramEnd"/>
-      <w:r>
-        <w:t>/</w:t>
-      </w:r>
-      <w:r>
-        <w:t xml:space="preserve"> )</w:t>
-      </w:r>
-      <w:r>
-        <w:t xml:space="preserve">  Also, if the configure script complains about not having a C compiler, you</w:t>
-      </w:r>
-      <w:r>
-        <w:t xml:space="preserve"> probably</w:t>
-      </w:r>
-      <w:r>
-        <w:t xml:space="preserve"> forgot to run </w:t>
-      </w:r>
-      <w:r>
-        <w:br/>
-      </w:r>
-      <w:r>
-        <w:rPr>
-          <w:rFonts w:ascii="Courier New" w:hAnsi="Courier New" w:cs="Courier New"/>
-        </w:rPr>
-        <w:t>sudo apt install build-essential</w:t>
-      </w:r>
-      <w:r>
-        <w:t>.</w:t>
-      </w:r>
-    </w:p>
-    <w:p>
-      <w:pPr>
-        <w:pStyle w:val="Heading4"/>
-      </w:pPr>
-      <w:r>
-        <w:lastRenderedPageBreak/>
-        <w:t>Missing Dependencies</w:t>
-      </w:r>
-    </w:p>
-    <w:p>
-      <w:r>
-        <w:t>The biggest problem installing from source code is that the code often depends on other applications that are not installed on your VM.  If there are missing dependencies</w:t>
-      </w:r>
-      <w:proofErr w:type="gramStart"/>
-      <w:r>
-        <w:t xml:space="preserve">, </w:t>
-      </w:r>
-      <w:r>
-        <w:rPr>
-          <w:rFonts w:ascii="Courier New" w:hAnsi="Courier New" w:cs="Courier New"/>
-        </w:rPr>
-        <w:t>.</w:t>
-      </w:r>
-      <w:proofErr w:type="gramEnd"/>
-      <w:r>
-        <w:rPr>
-          <w:rFonts w:ascii="Courier New" w:hAnsi="Courier New" w:cs="Courier New"/>
-        </w:rPr>
-        <w:t>/configure</w:t>
-      </w:r>
-      <w:r>
-        <w:t xml:space="preserve"> or </w:t>
-      </w:r>
-      <w:r>
-        <w:rPr>
-          <w:rFonts w:ascii="Courier New" w:hAnsi="Courier New" w:cs="Courier New"/>
-        </w:rPr>
-        <w:t>make</w:t>
-      </w:r>
-      <w:r>
-        <w:t xml:space="preserve"> will generate errors.</w:t>
-      </w:r>
-      <w:r>
-        <w:t xml:space="preserve">  Sometimes you </w:t>
-      </w:r>
-      <w:r>
-        <w:t>must</w:t>
-      </w:r>
-      <w:r>
-        <w:t xml:space="preserve"> Google the error messages to find what is missing</w:t>
-      </w:r>
-      <w:r>
-        <w:t xml:space="preserve">.  </w:t>
-      </w:r>
-    </w:p>
-    <w:p>
-      <w:r>
-        <w:t>With Ubuntu version 20-04.1 and Nmap 7.9</w:t>
-      </w:r>
-      <w:r>
-        <w:t>2</w:t>
-      </w:r>
-      <w:r>
-        <w:t>, we do not get errors for missing dependencies.  Nice.</w:t>
-      </w:r>
-    </w:p>
-    <w:p>
-      <w:r>
-        <w:rPr>
-          <w:noProof/>
-        </w:rPr>
-        <w:drawing>
-          <wp:inline distT="0" distB="0" distL="0" distR="0" wp14:anchorId="2E557A83" wp14:editId="4F67C66D">
-            <wp:extent cx="3939988" cy="3021920"/>
-            <wp:effectExtent l="0" t="0" r="3810" b="7620"/>
-            <wp:docPr id="14" name="Picture 14"/>
-            <wp:cNvGraphicFramePr>
-              <a:graphicFrameLocks xmlns:a="http://schemas.openxmlformats.org/drawingml/2006/main" noChangeAspect="1"/>
-            </wp:cNvGraphicFramePr>
-            <a:graphic xmlns:a="http://schemas.openxmlformats.org/drawingml/2006/main">
-              <a:graphicData uri="http://schemas.openxmlformats.org/drawingml/2006/picture">
-                <pic:pic xmlns:pic="http://schemas.openxmlformats.org/drawingml/2006/picture">
-                  <pic:nvPicPr>
-                    <pic:cNvPr id="1" name=""/>
-                    <pic:cNvPicPr/>
-                  </pic:nvPicPr>
-                  <pic:blipFill>
-                    <a:blip r:embed="rId26"/>
-                    <a:stretch>
-                      <a:fillRect/>
-                    </a:stretch>
-                  </pic:blipFill>
-                  <pic:spPr>
-                    <a:xfrm>
-                      <a:off x="0" y="0"/>
-                      <a:ext cx="3976465" cy="3049897"/>
-                    </a:xfrm>
-                    <a:prstGeom prst="rect">
-                      <a:avLst/>
-                    </a:prstGeom>
-                  </pic:spPr>
-                </pic:pic>
-              </a:graphicData>
-            </a:graphic>
-          </wp:inline>
-        </w:drawing>
-      </w:r>
-    </w:p>
-    <w:p>
-      <w:r>
-        <w:t xml:space="preserve">It tells us that we don’t have OpenSSL and LibSSH2 installed, but that will only affect us if we try to decode SSL or SSH traffic.  Now for </w:t>
-      </w:r>
-      <w:r>
-        <w:rPr>
-          <w:rFonts w:ascii="Courier New" w:hAnsi="Courier New" w:cs="Courier New"/>
-        </w:rPr>
-        <w:t>make</w:t>
-      </w:r>
-      <w:r>
-        <w:t>.</w:t>
-      </w:r>
-    </w:p>
-    <w:p>
-      <w:pPr>
-        <w:pStyle w:val="Heading3"/>
+      <w:pPr>
+        <w:pStyle w:val="Heading2"/>
       </w:pPr>
       <w:r>
         <w:t>m</w:t>
@@ -2322,7 +1715,6 @@
       <w:r>
         <w:t xml:space="preserve"> to look for it.  When you did this before, you should have seen only Makefile.in.  Now you should see Makefile.in and Makefile.  The command </w:t>
       </w:r>
-      <w:proofErr w:type="gramStart"/>
       <w:r>
         <w:rPr>
           <w:rFonts w:ascii="Courier New" w:hAnsi="Courier New" w:cs="Courier New"/>
@@ -2331,17 +1723,8 @@
         </w:rPr>
         <w:t>make</w:t>
       </w:r>
-      <w:proofErr w:type="gramEnd"/>
-      <w:r>
-        <w:t xml:space="preserve"> </w:t>
-      </w:r>
-      <w:proofErr w:type="gramStart"/>
-      <w:r>
-        <w:t>calls</w:t>
-      </w:r>
-      <w:proofErr w:type="gramEnd"/>
-      <w:r>
-        <w:t xml:space="preserve"> a program that is already installed in your OS.  If you run, “</w:t>
+      <w:r>
+        <w:t xml:space="preserve"> calls a program that is already installed in your OS.  If you run, “</w:t>
       </w:r>
       <w:r>
         <w:rPr>
@@ -2366,36 +1749,41 @@
         <w:rPr>
           <w:rFonts w:ascii="Courier New" w:hAnsi="Courier New" w:cs="Courier New"/>
         </w:rPr>
-        <w:t xml:space="preserve">apt install </w:t>
-      </w:r>
-      <w:proofErr w:type="gramStart"/>
-      <w:r>
-        <w:rPr>
-          <w:rFonts w:ascii="Courier New" w:hAnsi="Courier New" w:cs="Courier New"/>
+        <w:t>apt install make</w:t>
+      </w:r>
+      <w:r>
+        <w:t xml:space="preserve">”.  </w:t>
+      </w:r>
+      <w:r>
+        <w:rPr>
+          <w:rFonts w:ascii="Courier New" w:hAnsi="Courier New" w:cs="Courier New"/>
+        </w:rPr>
+        <w:t>Make</w:t>
+      </w:r>
+      <w:r>
+        <w:t xml:space="preserve"> saves you the trouble of looking for modules your software depends on (dependencies), compiling each module of the software, </w:t>
+      </w:r>
+      <w:r>
+        <w:t>putting</w:t>
+      </w:r>
+      <w:r>
+        <w:t xml:space="preserve"> them in the proper order, and then linking them all together.  For complex software, this is a lot of work.  All you need to do is type one word:</w:t>
+      </w:r>
+      <w:r>
+        <w:br/>
+      </w:r>
+      <w:r>
+        <w:rPr>
+          <w:rFonts w:ascii="Courier New" w:hAnsi="Courier New" w:cs="Courier New"/>
+          <w:sz w:val="24"/>
         </w:rPr>
         <w:t>make</w:t>
       </w:r>
-      <w:proofErr w:type="gramEnd"/>
-      <w:r>
-        <w:t xml:space="preserve">”.  </w:t>
-      </w:r>
-      <w:r>
-        <w:rPr>
-          <w:rFonts w:ascii="Courier New" w:hAnsi="Courier New" w:cs="Courier New"/>
-        </w:rPr>
-        <w:t>Make</w:t>
-      </w:r>
-      <w:r>
-        <w:t xml:space="preserve"> saves you the trouble of looking for modules your software depends on (dependencies), compiling each module of the software, </w:t>
-      </w:r>
-      <w:r>
-        <w:t>putting</w:t>
-      </w:r>
-      <w:r>
-        <w:t xml:space="preserve"> them in the proper order, and then linking them all together.  For complex software, this is a lot of work.  All you need to do is type one word:</w:t>
-      </w:r>
-      <w:r>
-        <w:br/>
+      <w:r>
+        <w:br/>
+      </w:r>
+      <w:r>
+        <w:t xml:space="preserve">You must type </w:t>
       </w:r>
       <w:r>
         <w:rPr>
@@ -2405,10 +1793,13 @@
         <w:t>make</w:t>
       </w:r>
       <w:r>
-        <w:br/>
-      </w:r>
-      <w:r>
-        <w:t xml:space="preserve">You must type </w:t>
+        <w:t xml:space="preserve"> from the directory that holds your Makefile.</w:t>
+      </w:r>
+      <w:r>
+        <w:br/>
+      </w:r>
+      <w:r>
+        <w:t xml:space="preserve">**Why do you type </w:t>
       </w:r>
       <w:r>
         <w:rPr>
@@ -2418,42 +1809,14 @@
         <w:t>make</w:t>
       </w:r>
       <w:r>
-        <w:t xml:space="preserve"> from the directory that holds your Makefile.</w:t>
-      </w:r>
-      <w:r>
-        <w:br/>
-      </w:r>
-      <w:r>
-        <w:t xml:space="preserve">**Why do you type </w:t>
+        <w:t xml:space="preserve"> instead of </w:t>
       </w:r>
       <w:r>
         <w:rPr>
           <w:rFonts w:ascii="Courier New" w:hAnsi="Courier New" w:cs="Courier New"/>
           <w:sz w:val="24"/>
         </w:rPr>
-        <w:t>make</w:t>
-      </w:r>
-      <w:r>
-        <w:t xml:space="preserve"> instead </w:t>
-      </w:r>
-      <w:proofErr w:type="gramStart"/>
-      <w:r>
-        <w:t xml:space="preserve">of </w:t>
-      </w:r>
-      <w:r>
-        <w:rPr>
-          <w:rFonts w:ascii="Courier New" w:hAnsi="Courier New" w:cs="Courier New"/>
-          <w:sz w:val="24"/>
-        </w:rPr>
-        <w:t>.</w:t>
-      </w:r>
-      <w:proofErr w:type="gramEnd"/>
-      <w:r>
-        <w:rPr>
-          <w:rFonts w:ascii="Courier New" w:hAnsi="Courier New" w:cs="Courier New"/>
-          <w:sz w:val="24"/>
-        </w:rPr>
-        <w:t>/make</w:t>
+        <w:t>./make</w:t>
       </w:r>
       <w:r>
         <w:t xml:space="preserve"> ?</w:t>
@@ -2476,15 +1839,7 @@
         <w:t>a gazillion</w:t>
       </w:r>
       <w:r>
-        <w:t xml:space="preserve"> </w:t>
-      </w:r>
-      <w:proofErr w:type="gramStart"/>
-      <w:r>
-        <w:t>many files</w:t>
-      </w:r>
-      <w:proofErr w:type="gramEnd"/>
-      <w:r>
-        <w:t xml:space="preserve">.  If you run </w:t>
+        <w:t xml:space="preserve"> many files.  If you run </w:t>
       </w:r>
       <w:r>
         <w:rPr>
@@ -2514,23 +1869,7 @@
         <w:t>whole bunch of</w:t>
       </w:r>
       <w:r>
-        <w:t xml:space="preserve"> </w:t>
-      </w:r>
-      <w:proofErr w:type="gramStart"/>
-      <w:r>
-        <w:t>many files</w:t>
-      </w:r>
-      <w:proofErr w:type="gramEnd"/>
-      <w:r>
-        <w:t xml:space="preserve"> that weren't there before.  Most of these are </w:t>
-      </w:r>
-      <w:proofErr w:type="gramStart"/>
-      <w:r>
-        <w:t>*.o</w:t>
-      </w:r>
-      <w:proofErr w:type="gramEnd"/>
-      <w:r>
-        <w:t xml:space="preserve"> files, or object files.  They are compiled binary files that can be linked together to run programs.</w:t>
+        <w:t xml:space="preserve"> many files that weren't there before.  Most of these are *.o files, or object files.  They are compiled binary files that can be linked together to run programs.</w:t>
       </w:r>
     </w:p>
     <w:p>
@@ -2538,7 +1877,6 @@
         <w:rPr>
           <w:noProof/>
         </w:rPr>
-        <w:lastRenderedPageBreak/>
         <w:drawing>
           <wp:inline distT="0" distB="0" distL="0" distR="0" wp14:anchorId="4815609D" wp14:editId="4E47C63B">
             <wp:extent cx="5629275" cy="1006051"/>
@@ -2555,7 +1893,7 @@
                     <pic:cNvPicPr/>
                   </pic:nvPicPr>
                   <pic:blipFill>
-                    <a:blip r:embed="rId27"/>
+                    <a:blip r:embed="rId16"/>
                     <a:stretch>
                       <a:fillRect/>
                     </a:stretch>
@@ -2602,7 +1940,7 @@
                     <pic:cNvPicPr/>
                   </pic:nvPicPr>
                   <pic:blipFill>
-                    <a:blip r:embed="rId28"/>
+                    <a:blip r:embed="rId17"/>
                     <a:stretch>
                       <a:fillRect/>
                     </a:stretch>
@@ -2629,16 +1967,11 @@
     </w:p>
     <w:p>
       <w:pPr>
-        <w:pStyle w:val="Heading3"/>
-      </w:pPr>
-      <w:r>
-        <w:t xml:space="preserve">sudo make </w:t>
-      </w:r>
-      <w:proofErr w:type="gramStart"/>
-      <w:r>
-        <w:t>install</w:t>
-      </w:r>
-      <w:proofErr w:type="gramEnd"/>
+        <w:pStyle w:val="Heading2"/>
+      </w:pPr>
+      <w:r>
+        <w:t>sudo make install</w:t>
+      </w:r>
     </w:p>
     <w:p>
       <w:r>
@@ -2676,7 +2009,11 @@
       </w:r>
       <w:proofErr w:type="spellEnd"/>
       <w:r>
-        <w:t>/local/bin.  Those directories require root access, so you’ll have to run as root or use sudo.</w:t>
+        <w:t xml:space="preserve">/local/bin.  Those directories require root access, so you’ll have to </w:t>
+      </w:r>
+      <w:r>
+        <w:lastRenderedPageBreak/>
+        <w:t>run as root or use sudo.</w:t>
       </w:r>
       <w:r>
         <w:br/>
@@ -2701,7 +2038,7 @@
                     <pic:cNvPicPr/>
                   </pic:nvPicPr>
                   <pic:blipFill>
-                    <a:blip r:embed="rId29"/>
+                    <a:blip r:embed="rId18"/>
                     <a:stretch>
                       <a:fillRect/>
                     </a:stretch>
@@ -2748,7 +2085,7 @@
                     <pic:cNvPicPr/>
                   </pic:nvPicPr>
                   <pic:blipFill>
-                    <a:blip r:embed="rId30"/>
+                    <a:blip r:embed="rId19"/>
                     <a:stretch>
                       <a:fillRect/>
                     </a:stretch>
@@ -2775,6 +2112,55 @@
     </w:p>
     <w:p>
       <w:pPr>
+        <w:pStyle w:val="Heading3"/>
+      </w:pPr>
+      <w:r>
+        <w:t>Note for 2024</w:t>
+      </w:r>
+    </w:p>
+    <w:p>
+      <w:pPr>
+        <w:rPr>
+          <w:rFonts w:ascii="Courier New" w:hAnsi="Courier New" w:cs="Courier New"/>
+        </w:rPr>
+      </w:pPr>
+      <w:r>
+        <w:t>There is an error in make install when it tries to install Zenmap, which is an open issue.</w:t>
+      </w:r>
+      <w:r>
+        <w:t xml:space="preserve"> </w:t>
+      </w:r>
+      <w:hyperlink r:id="rId20" w:history="1">
+        <w:r>
+          <w:rPr>
+            <w:rStyle w:val="Hyperlink"/>
+          </w:rPr>
+          <w:t>https://github.com/nmap/nmap/issues/2714</w:t>
+        </w:r>
+      </w:hyperlink>
+      <w:r>
+        <w:t>.  Nmap runs normally but to run Zenmap you have use</w:t>
+      </w:r>
+      <w:r>
+        <w:br/>
+      </w:r>
+      <w:r>
+        <w:rPr>
+          <w:rFonts w:ascii="Courier New" w:hAnsi="Courier New" w:cs="Courier New"/>
+        </w:rPr>
+        <w:t>sudo /home/&lt;your username here&gt;/Downloads/nmap-7.95/</w:t>
+      </w:r>
+      <w:proofErr w:type="spellStart"/>
+      <w:r>
+        <w:rPr>
+          <w:rFonts w:ascii="Courier New" w:hAnsi="Courier New" w:cs="Courier New"/>
+        </w:rPr>
+        <w:t>zenmap</w:t>
+      </w:r>
+      <w:proofErr w:type="spellEnd"/>
+    </w:p>
+    <w:p>
+      <w:pPr>
         <w:rPr>
           <w:rStyle w:val="Heading1Char"/>
         </w:rPr>
@@ -2811,7 +2197,7 @@
                     <pic:cNvPicPr/>
                   </pic:nvPicPr>
                   <pic:blipFill>
-                    <a:blip r:embed="rId31"/>
+                    <a:blip r:embed="rId21"/>
                     <a:stretch>
                       <a:fillRect/>
                     </a:stretch>
@@ -2837,7 +2223,6 @@
         </w:rPr>
         <w:br/>
       </w:r>
-      <w:proofErr w:type="gramStart"/>
       <w:r>
         <w:rPr>
           <w:rStyle w:val="Heading1Char"/>
@@ -2850,7 +2235,6 @@
         </w:rPr>
         <w:t>eview</w:t>
       </w:r>
-      <w:proofErr w:type="gramEnd"/>
     </w:p>
     <w:p>
       <w:pPr>
@@ -2885,17 +2269,11 @@
           <w:color w:val="0070C0"/>
           <w:sz w:val="20"/>
         </w:rPr>
-        <w:lastRenderedPageBreak/>
         <w:t>tar</w:t>
       </w:r>
       <w:r>
-        <w:t xml:space="preserve">, to decompress the </w:t>
-      </w:r>
-      <w:proofErr w:type="gramStart"/>
-      <w:r>
-        <w:t>files</w:t>
-      </w:r>
-      <w:proofErr w:type="gramEnd"/>
+        <w:t>, to decompress the files</w:t>
+      </w:r>
     </w:p>
     <w:p>
       <w:pPr>
@@ -2905,23 +2283,13 @@
           <w:numId w:val="1"/>
         </w:numPr>
       </w:pPr>
-      <w:proofErr w:type="gramStart"/>
       <w:r>
         <w:rPr>
           <w:rFonts w:ascii="Courier New" w:hAnsi="Courier New" w:cs="Courier New"/>
           <w:color w:val="0070C0"/>
           <w:sz w:val="20"/>
         </w:rPr>
-        <w:t>./</w:t>
-      </w:r>
-      <w:proofErr w:type="gramEnd"/>
-      <w:r>
-        <w:rPr>
-          <w:rFonts w:ascii="Courier New" w:hAnsi="Courier New" w:cs="Courier New"/>
-          <w:color w:val="0070C0"/>
-          <w:sz w:val="20"/>
-        </w:rPr>
-        <w:t>configure</w:t>
+        <w:t>./configure</w:t>
       </w:r>
       <w:r>
         <w:t xml:space="preserve"> from the directory tar made, to check for dependencies</w:t>
@@ -2952,13 +2320,8 @@
         <w:t>make</w:t>
       </w:r>
       <w:r>
-        <w:t xml:space="preserve"> (same directory as above), to compile all the </w:t>
-      </w:r>
-      <w:proofErr w:type="gramStart"/>
-      <w:r>
-        <w:t>code</w:t>
-      </w:r>
-      <w:proofErr w:type="gramEnd"/>
+        <w:t xml:space="preserve"> (same directory as above), to compile all the code</w:t>
+      </w:r>
     </w:p>
     <w:p>
       <w:pPr>
@@ -2977,13 +2340,8 @@
         <w:t>sudo make install</w:t>
       </w:r>
       <w:r>
-        <w:t xml:space="preserve"> (same directory) to move the compiled files to the proper </w:t>
-      </w:r>
-      <w:proofErr w:type="gramStart"/>
-      <w:r>
-        <w:t>directories</w:t>
-      </w:r>
-      <w:proofErr w:type="gramEnd"/>
+        <w:t xml:space="preserve"> (same directory) to move the compiled files to the proper directories</w:t>
+      </w:r>
     </w:p>
     <w:p>
       <w:pPr>
@@ -3029,6 +2387,7 @@
         </w:numPr>
       </w:pPr>
       <w:r>
+        <w:lastRenderedPageBreak/>
         <w:t>What is nmap</w:t>
       </w:r>
       <w:r>
@@ -3088,7 +2447,7 @@
 </file>
 
 <file path=word/numbering.xml><?xml version="1.0" encoding="utf-8"?>
-<w:numbering xmlns:wpc="http://schemas.microsoft.com/office/word/2010/wordprocessingCanvas" xmlns:cx="http://schemas.microsoft.com/office/drawing/2014/chartex" xmlns:cx1="http://schemas.microsoft.com/office/drawing/2015/9/8/chartex" xmlns:cx2="http://schemas.microsoft.com/office/drawing/2015/10/21/chartex" xmlns:cx3="http://schemas.microsoft.com/office/drawing/2016/5/9/chartex" xmlns:cx4="http://schemas.microsoft.com/office/drawing/2016/5/10/chartex" xmlns:cx5="http://schemas.microsoft.com/office/drawing/2016/5/11/chartex" xmlns:cx6="http://schemas.microsoft.com/office/drawing/2016/5/12/chartex" xmlns:cx7="http://schemas.microsoft.com/office/drawing/2016/5/13/chartex" xmlns:cx8="http://schemas.microsoft.com/office/drawing/2016/5/14/chartex" xmlns:mc="http://schemas.openxmlformats.org/markup-compatibility/2006" xmlns:aink="http://schemas.microsoft.com/office/drawing/2016/ink" xmlns:am3d="http://schemas.microsoft.com/office/drawing/2017/model3d" xmlns:o="urn:schemas-microsoft-com:office:office" xmlns:oel="http://schemas.microsoft.com/office/2019/extlst" xmlns:r="http://schemas.openxmlformats.org/officeDocument/2006/relationships" xmlns:m="http://schemas.openxmlformats.org/officeDocument/2006/math" xmlns:v="urn:schemas-microsoft-com:vml" xmlns:wp14="http://schemas.microsoft.com/office/word/2010/wordprocessingDrawing" xmlns:wp="http://schemas.openxmlformats.org/drawingml/2006/wordprocessingDrawing" xmlns:w10="urn:schemas-microsoft-com:office:word" xmlns:w="http://schemas.openxmlformats.org/wordprocessingml/2006/main" xmlns:w14="http://schemas.microsoft.com/office/word/2010/wordml" xmlns:w15="http://schemas.microsoft.com/office/word/2012/wordml" xmlns:w16cex="http://schemas.microsoft.com/office/word/2018/wordml/cex" xmlns:w16cid="http://schemas.microsoft.com/office/word/2016/wordml/cid" xmlns:w16="http://schemas.microsoft.com/office/word/2018/wordml" xmlns:w16sdtdh="http://schemas.microsoft.com/office/word/2020/wordml/sdtdatahash" xmlns:w16se="http://schemas.microsoft.com/office/word/2015/wordml/symex" xmlns:wpg="http://schemas.microsoft.com/office/word/2010/wordprocessingGroup" xmlns:wpi="http://schemas.microsoft.com/office/word/2010/wordprocessingInk" xmlns:wne="http://schemas.microsoft.com/office/word/2006/wordml" xmlns:wps="http://schemas.microsoft.com/office/word/2010/wordprocessingShape" mc:Ignorable="w14 w15 w16se w16cid w16 w16cex w16sdtdh wp14">
+<w:numbering xmlns:wpc="http://schemas.microsoft.com/office/word/2010/wordprocessingCanvas" xmlns:cx="http://schemas.microsoft.com/office/drawing/2014/chartex" xmlns:cx1="http://schemas.microsoft.com/office/drawing/2015/9/8/chartex" xmlns:cx2="http://schemas.microsoft.com/office/drawing/2015/10/21/chartex" xmlns:cx3="http://schemas.microsoft.com/office/drawing/2016/5/9/chartex" xmlns:cx4="http://schemas.microsoft.com/office/drawing/2016/5/10/chartex" xmlns:cx5="http://schemas.microsoft.com/office/drawing/2016/5/11/chartex" xmlns:cx6="http://schemas.microsoft.com/office/drawing/2016/5/12/chartex" xmlns:cx7="http://schemas.microsoft.com/office/drawing/2016/5/13/chartex" xmlns:cx8="http://schemas.microsoft.com/office/drawing/2016/5/14/chartex" xmlns:mc="http://schemas.openxmlformats.org/markup-compatibility/2006" xmlns:aink="http://schemas.microsoft.com/office/drawing/2016/ink" xmlns:am3d="http://schemas.microsoft.com/office/drawing/2017/model3d" xmlns:o="urn:schemas-microsoft-com:office:office" xmlns:oel="http://schemas.microsoft.com/office/2019/extlst" xmlns:r="http://schemas.openxmlformats.org/officeDocument/2006/relationships" xmlns:m="http://schemas.openxmlformats.org/officeDocument/2006/math" xmlns:v="urn:schemas-microsoft-com:vml" xmlns:wp14="http://schemas.microsoft.com/office/word/2010/wordprocessingDrawing" xmlns:wp="http://schemas.openxmlformats.org/drawingml/2006/wordprocessingDrawing" xmlns:w10="urn:schemas-microsoft-com:office:word" xmlns:w="http://schemas.openxmlformats.org/wordprocessingml/2006/main" xmlns:w14="http://schemas.microsoft.com/office/word/2010/wordml" xmlns:w15="http://schemas.microsoft.com/office/word/2012/wordml" xmlns:w16cex="http://schemas.microsoft.com/office/word/2018/wordml/cex" xmlns:w16cid="http://schemas.microsoft.com/office/word/2016/wordml/cid" xmlns:w16="http://schemas.microsoft.com/office/word/2018/wordml" xmlns:w16du="http://schemas.microsoft.com/office/word/2023/wordml/word16du" xmlns:w16sdtdh="http://schemas.microsoft.com/office/word/2020/wordml/sdtdatahash" xmlns:w16se="http://schemas.microsoft.com/office/word/2015/wordml/symex" xmlns:wpg="http://schemas.microsoft.com/office/word/2010/wordprocessingGroup" xmlns:wpi="http://schemas.microsoft.com/office/word/2010/wordprocessingInk" xmlns:wne="http://schemas.microsoft.com/office/word/2006/wordml" xmlns:wps="http://schemas.microsoft.com/office/word/2010/wordprocessingShape" mc:Ignorable="w14 w15 w16se w16cid w16 w16cex w16sdtdh w16du wp14">
   <w:abstractNum w:abstractNumId="0" w15:restartNumberingAfterBreak="0">
     <w:nsid w:val="0AF808F5"/>
     <w:multiLevelType w:val="hybridMultilevel"/>
@@ -3301,7 +2660,7 @@
 </file>
 
 <file path=word/styles.xml><?xml version="1.0" encoding="utf-8"?>
-<w:styles xmlns:mc="http://schemas.openxmlformats.org/markup-compatibility/2006" xmlns:r="http://schemas.openxmlformats.org/officeDocument/2006/relationships" xmlns:w="http://schemas.openxmlformats.org/wordprocessingml/2006/main" xmlns:w14="http://schemas.microsoft.com/office/word/2010/wordml" xmlns:w15="http://schemas.microsoft.com/office/word/2012/wordml" xmlns:w16cex="http://schemas.microsoft.com/office/word/2018/wordml/cex" xmlns:w16cid="http://schemas.microsoft.com/office/word/2016/wordml/cid" xmlns:w16="http://schemas.microsoft.com/office/word/2018/wordml" xmlns:w16sdtdh="http://schemas.microsoft.com/office/word/2020/wordml/sdtdatahash" xmlns:w16se="http://schemas.microsoft.com/office/word/2015/wordml/symex" mc:Ignorable="w14 w15 w16se w16cid w16 w16cex w16sdtdh">
+<w:styles xmlns:mc="http://schemas.openxmlformats.org/markup-compatibility/2006" xmlns:r="http://schemas.openxmlformats.org/officeDocument/2006/relationships" xmlns:w="http://schemas.openxmlformats.org/wordprocessingml/2006/main" xmlns:w14="http://schemas.microsoft.com/office/word/2010/wordml" xmlns:w15="http://schemas.microsoft.com/office/word/2012/wordml" xmlns:w16cex="http://schemas.microsoft.com/office/word/2018/wordml/cex" xmlns:w16cid="http://schemas.microsoft.com/office/word/2016/wordml/cid" xmlns:w16="http://schemas.microsoft.com/office/word/2018/wordml" xmlns:w16du="http://schemas.microsoft.com/office/word/2023/wordml/word16du" xmlns:w16sdtdh="http://schemas.microsoft.com/office/word/2020/wordml/sdtdatahash" xmlns:w16se="http://schemas.microsoft.com/office/word/2015/wordml/symex" mc:Ignorable="w14 w15 w16se w16cid w16 w16cex w16sdtdh w16du">
   <w:docDefaults>
     <w:rPrDefault>
       <w:rPr>
